--- a/Course/Component 1 - Computer Systems/1.5 Legal, Moral, Cultural and Ethical Issues/00 Topic Resources/End-of-Topic Worksheet (editable).docx
+++ b/Course/Component 1 - Computer Systems/1.5 Legal, Moral, Cultural and Ethical Issues/00 Topic Resources/End-of-Topic Worksheet (editable).docx
@@ -79,7 +79,7 @@
     </w:p>
     <w:p>
       <w:r>
-        <w:t>Time: ~35 min.</w:t>
+        <w:t>Time: ~60 min.</w:t>
       </w:r>
     </w:p>
     <w:p>
@@ -92,6 +92,14 @@
     <w:p>
       <w:pPr>
         <w:pStyle w:val="Heading2"/>
+      </w:pPr>
+      <w:r>
+        <w:t>Section A — Skills practice</w:t>
+      </w:r>
+    </w:p>
+    <w:p>
+      <w:pPr>
+        <w:pStyle w:val="Heading3"/>
       </w:pPr>
       <w:r>
         <w:t>Activity 1 — Match each law to what it covers</w:t>
@@ -393,7 +401,7 @@
     </w:p>
     <w:p>
       <w:pPr>
-        <w:pStyle w:val="Heading2"/>
+        <w:pStyle w:val="Heading3"/>
       </w:pPr>
       <w:r>
         <w:t>Activity 2 — Which law applies?</w:t>
@@ -827,7 +835,7 @@
     </w:p>
     <w:p>
       <w:pPr>
-        <w:pStyle w:val="Heading2"/>
+        <w:pStyle w:val="Heading3"/>
       </w:pPr>
       <w:r>
         <w:t>Activity 3 — Stakeholders and impacts</w:t>
@@ -1123,7 +1131,7 @@
     </w:p>
     <w:p>
       <w:pPr>
-        <w:pStyle w:val="Heading2"/>
+        <w:pStyle w:val="Heading3"/>
       </w:pPr>
       <w:r>
         <w:t>Activity 4 — Extended-response PLANNING scaffold</w:t>
@@ -2003,7 +2011,7 @@
     </w:p>
     <w:p>
       <w:pPr>
-        <w:pStyle w:val="Heading2"/>
+        <w:pStyle w:val="Heading3"/>
       </w:pPr>
       <w:r>
         <w:t>Activity 5 — Short-answer definitions</w:t>
@@ -2356,7 +2364,854 @@
     </w:p>
     <w:p>
       <w:pPr>
-        <w:pStyle w:val="Heading2"/>
+        <w:pStyle w:val="Heading3"/>
+      </w:pPr>
+      <w:r>
+        <w:t>Activity 6 — Balanced argument builder</w:t>
+      </w:r>
+    </w:p>
+    <w:p>
+      <w:pPr>
+        <w:ind w:left="432"/>
+        <w:shd w:fill="FFF8E7"/>
+      </w:pPr>
+      <w:r>
+        <w:rPr>
+          <w:b/>
+        </w:rPr>
+        <w:t>Scenario:</w:t>
+      </w:r>
+      <w:r>
+        <w:t xml:space="preserve"> A national supermarket chain announces it will replace </w:t>
+      </w:r>
+      <w:r>
+        <w:rPr>
+          <w:b/>
+        </w:rPr>
+        <w:t>all staffed checkouts</w:t>
+      </w:r>
+      <w:r>
+        <w:t xml:space="preserve"> with AI-powered self-checkouts that use </w:t>
+      </w:r>
+      <w:r>
+        <w:rPr>
+          <w:b/>
+        </w:rPr>
+        <w:t>facial recognition</w:t>
+      </w:r>
+      <w:r>
+        <w:t xml:space="preserve"> to identify suspected shoplifters automatically.</w:t>
+      </w:r>
+    </w:p>
+    <w:p>
+      <w:r>
+        <w:t xml:space="preserve">Examiners repeatedly report that one-sided answers cap out at the middle band. Train the habit here: for </w:t>
+      </w:r>
+      <w:r>
+        <w:rPr>
+          <w:b/>
+        </w:rPr>
+        <w:t>every</w:t>
+      </w:r>
+      <w:r>
+        <w:t xml:space="preserve"> stakeholder you must write </w:t>
+      </w:r>
+      <w:r>
+        <w:rPr>
+          <w:b/>
+        </w:rPr>
+        <w:t>one benefit AND one drawback</w:t>
+      </w:r>
+      <w:r>
+        <w:t xml:space="preserve"> — no cell may be left blank. Each entry must be a </w:t>
+      </w:r>
+      <w:r>
+        <w:rPr>
+          <w:i/>
+        </w:rPr>
+        <w:t>developed</w:t>
+      </w:r>
+      <w:r>
+        <w:t xml:space="preserve"> point (cause → effect), not a single word.</w:t>
+      </w:r>
+    </w:p>
+    <w:tbl>
+      <w:tblPr>
+        <w:tblStyle w:val="TableGrid"/>
+        <w:tblW w:type="auto" w:w="0"/>
+        <w:tblLook w:firstColumn="1" w:firstRow="1" w:lastColumn="0" w:lastRow="0" w:noHBand="0" w:noVBand="1" w:val="04A0"/>
+      </w:tblPr>
+      <w:tblGrid>
+        <w:gridCol w:w="2880"/>
+        <w:gridCol w:w="2880"/>
+        <w:gridCol w:w="2880"/>
+      </w:tblGrid>
+      <w:tr>
+        <w:tc>
+          <w:tcPr>
+            <w:tcW w:type="dxa" w:w="2880"/>
+            <w:shd w:fill="D9E2F3"/>
+          </w:tcPr>
+          <w:p>
+            <w:r>
+              <w:rPr>
+                <w:b/>
+              </w:rPr>
+            </w:r>
+            <w:r>
+              <w:rPr>
+                <w:b/>
+              </w:rPr>
+              <w:t>Stakeholder</w:t>
+            </w:r>
+          </w:p>
+        </w:tc>
+        <w:tc>
+          <w:tcPr>
+            <w:tcW w:type="dxa" w:w="2880"/>
+            <w:shd w:fill="D9E2F3"/>
+          </w:tcPr>
+          <w:p>
+            <w:r>
+              <w:rPr>
+                <w:b/>
+              </w:rPr>
+            </w:r>
+            <w:r>
+              <w:rPr>
+                <w:b/>
+              </w:rPr>
+              <w:t>Benefit (+) of the change</w:t>
+            </w:r>
+          </w:p>
+        </w:tc>
+        <w:tc>
+          <w:tcPr>
+            <w:tcW w:type="dxa" w:w="2880"/>
+            <w:shd w:fill="D9E2F3"/>
+          </w:tcPr>
+          <w:p>
+            <w:r>
+              <w:rPr>
+                <w:b/>
+              </w:rPr>
+            </w:r>
+            <w:r>
+              <w:rPr>
+                <w:b/>
+              </w:rPr>
+              <w:t>Drawback (−) of the change</w:t>
+            </w:r>
+          </w:p>
+        </w:tc>
+      </w:tr>
+      <w:tr>
+        <w:tc>
+          <w:tcPr>
+            <w:tcW w:type="dxa" w:w="2880"/>
+          </w:tcPr>
+          <w:p>
+            <w:r/>
+            <w:r>
+              <w:t>Customers / shoppers</w:t>
+            </w:r>
+          </w:p>
+        </w:tc>
+        <w:tc>
+          <w:tcPr>
+            <w:tcW w:type="dxa" w:w="2880"/>
+          </w:tcPr>
+          <w:p>
+            <w:r/>
+          </w:p>
+        </w:tc>
+        <w:tc>
+          <w:tcPr>
+            <w:tcW w:type="dxa" w:w="2880"/>
+          </w:tcPr>
+          <w:p>
+            <w:r/>
+          </w:p>
+        </w:tc>
+      </w:tr>
+      <w:tr>
+        <w:tc>
+          <w:tcPr>
+            <w:tcW w:type="dxa" w:w="2880"/>
+          </w:tcPr>
+          <w:p>
+            <w:r/>
+            <w:r>
+              <w:t>Checkout staff</w:t>
+            </w:r>
+          </w:p>
+        </w:tc>
+        <w:tc>
+          <w:tcPr>
+            <w:tcW w:type="dxa" w:w="2880"/>
+          </w:tcPr>
+          <w:p>
+            <w:r/>
+          </w:p>
+        </w:tc>
+        <w:tc>
+          <w:tcPr>
+            <w:tcW w:type="dxa" w:w="2880"/>
+          </w:tcPr>
+          <w:p>
+            <w:r/>
+          </w:p>
+        </w:tc>
+      </w:tr>
+      <w:tr>
+        <w:tc>
+          <w:tcPr>
+            <w:tcW w:type="dxa" w:w="2880"/>
+          </w:tcPr>
+          <w:p>
+            <w:r/>
+            <w:r>
+              <w:t>The supermarket (business)</w:t>
+            </w:r>
+          </w:p>
+        </w:tc>
+        <w:tc>
+          <w:tcPr>
+            <w:tcW w:type="dxa" w:w="2880"/>
+          </w:tcPr>
+          <w:p>
+            <w:r/>
+          </w:p>
+        </w:tc>
+        <w:tc>
+          <w:tcPr>
+            <w:tcW w:type="dxa" w:w="2880"/>
+          </w:tcPr>
+          <w:p>
+            <w:r/>
+          </w:p>
+        </w:tc>
+      </w:tr>
+      <w:tr>
+        <w:tc>
+          <w:tcPr>
+            <w:tcW w:type="dxa" w:w="2880"/>
+          </w:tcPr>
+          <w:p>
+            <w:r/>
+            <w:r>
+              <w:t>Government / wider society</w:t>
+            </w:r>
+          </w:p>
+        </w:tc>
+        <w:tc>
+          <w:tcPr>
+            <w:tcW w:type="dxa" w:w="2880"/>
+          </w:tcPr>
+          <w:p>
+            <w:r/>
+          </w:p>
+        </w:tc>
+        <w:tc>
+          <w:tcPr>
+            <w:tcW w:type="dxa" w:w="2880"/>
+          </w:tcPr>
+          <w:p>
+            <w:r/>
+          </w:p>
+        </w:tc>
+      </w:tr>
+    </w:tbl>
+    <w:p/>
+    <w:p>
+      <w:r>
+        <w:rPr>
+          <w:b/>
+        </w:rPr>
+        <w:t>Now the evaluative step</w:t>
+      </w:r>
+      <w:r>
+        <w:t xml:space="preserve"> — answer in one or two sentences each:</w:t>
+      </w:r>
+    </w:p>
+    <w:p>
+      <w:r>
+        <w:t xml:space="preserve">(a) Which stakeholder is affected </w:t>
+      </w:r>
+      <w:r>
+        <w:rPr>
+          <w:b/>
+        </w:rPr>
+        <w:t>most seriously</w:t>
+      </w:r>
+      <w:r>
+        <w:t>, and why?</w:t>
+      </w:r>
+    </w:p>
+    <w:p>
+      <w:pPr>
+        <w:pBdr>
+          <w:bottom w:val="single" w:sz="6" w:space="1" w:color="AAAAAA"/>
+        </w:pBdr>
+      </w:pPr>
+    </w:p>
+    <w:p>
+      <w:r>
+        <w:t xml:space="preserve">(b) Suggest </w:t>
+      </w:r>
+      <w:r>
+        <w:rPr>
+          <w:b/>
+        </w:rPr>
+        <w:t>one safeguard or condition</w:t>
+      </w:r>
+      <w:r>
+        <w:t xml:space="preserve"> under which the change would become more acceptable.</w:t>
+      </w:r>
+    </w:p>
+    <w:p>
+      <w:pPr>
+        <w:pBdr>
+          <w:bottom w:val="single" w:sz="6" w:space="1" w:color="AAAAAA"/>
+        </w:pBdr>
+      </w:pPr>
+    </w:p>
+    <w:p>
+      <w:pPr>
+        <w:pBdr>
+          <w:bottom w:val="single" w:sz="6" w:space="1" w:color="AAAAAA"/>
+        </w:pBdr>
+      </w:pPr>
+    </w:p>
+    <w:p>
+      <w:pPr>
+        <w:pStyle w:val="Heading3"/>
+      </w:pPr>
+      <w:r>
+        <w:t>Activity 7 — Precision: exactly which law, exactly which offence?</w:t>
+      </w:r>
+    </w:p>
+    <w:p>
+      <w:r>
+        <w:t xml:space="preserve">Vague answers such as "data protection laws" or "the hacking law" score </w:t>
+      </w:r>
+      <w:r>
+        <w:rPr>
+          <w:b/>
+        </w:rPr>
+        <w:t>zero</w:t>
+      </w:r>
+      <w:r>
+        <w:t xml:space="preserve"> in the exam. For each scenario write the </w:t>
+      </w:r>
+      <w:r>
+        <w:rPr>
+          <w:b/>
+        </w:rPr>
+        <w:t>full name of the Act (including the year)</w:t>
+      </w:r>
+      <w:r>
+        <w:t xml:space="preserve"> and, where the Computer Misuse Act applies, the </w:t>
+      </w:r>
+      <w:r>
+        <w:rPr>
+          <w:b/>
+        </w:rPr>
+        <w:t>offence number</w:t>
+      </w:r>
+      <w:r>
+        <w:t xml:space="preserve">. One scenario involves </w:t>
+      </w:r>
+      <w:r>
+        <w:rPr>
+          <w:b/>
+        </w:rPr>
+        <w:t>no offence at all</w:t>
+      </w:r>
+      <w:r>
+        <w:t xml:space="preserve"> — spot it and explain why.</w:t>
+      </w:r>
+    </w:p>
+    <w:tbl>
+      <w:tblPr>
+        <w:tblStyle w:val="TableGrid"/>
+        <w:tblW w:type="auto" w:w="0"/>
+        <w:tblLook w:firstColumn="1" w:firstRow="1" w:lastColumn="0" w:lastRow="0" w:noHBand="0" w:noVBand="1" w:val="04A0"/>
+      </w:tblPr>
+      <w:tblGrid>
+        <w:gridCol w:w="2160"/>
+        <w:gridCol w:w="2160"/>
+        <w:gridCol w:w="2160"/>
+        <w:gridCol w:w="2160"/>
+      </w:tblGrid>
+      <w:tr>
+        <w:tc>
+          <w:tcPr>
+            <w:tcW w:type="dxa" w:w="2160"/>
+            <w:shd w:fill="D9E2F3"/>
+          </w:tcPr>
+          <w:p>
+            <w:r>
+              <w:rPr>
+                <w:b/>
+              </w:rPr>
+            </w:r>
+            <w:r>
+              <w:rPr>
+                <w:b/>
+              </w:rPr>
+              <w:t>#</w:t>
+            </w:r>
+          </w:p>
+        </w:tc>
+        <w:tc>
+          <w:tcPr>
+            <w:tcW w:type="dxa" w:w="2160"/>
+            <w:shd w:fill="D9E2F3"/>
+          </w:tcPr>
+          <w:p>
+            <w:r>
+              <w:rPr>
+                <w:b/>
+              </w:rPr>
+            </w:r>
+            <w:r>
+              <w:rPr>
+                <w:b/>
+              </w:rPr>
+              <w:t>Scenario</w:t>
+            </w:r>
+          </w:p>
+        </w:tc>
+        <w:tc>
+          <w:tcPr>
+            <w:tcW w:type="dxa" w:w="2160"/>
+            <w:shd w:fill="D9E2F3"/>
+          </w:tcPr>
+          <w:p>
+            <w:r>
+              <w:rPr>
+                <w:b/>
+              </w:rPr>
+            </w:r>
+            <w:r>
+              <w:rPr>
+                <w:b/>
+              </w:rPr>
+              <w:t>Full Act (+ year)</w:t>
+            </w:r>
+          </w:p>
+        </w:tc>
+        <w:tc>
+          <w:tcPr>
+            <w:tcW w:type="dxa" w:w="2160"/>
+            <w:shd w:fill="D9E2F3"/>
+          </w:tcPr>
+          <w:p>
+            <w:r>
+              <w:rPr>
+                <w:b/>
+              </w:rPr>
+            </w:r>
+            <w:r>
+              <w:rPr>
+                <w:b/>
+              </w:rPr>
+              <w:t>CMA offence (1/2/3) or "n/a"</w:t>
+            </w:r>
+          </w:p>
+        </w:tc>
+      </w:tr>
+      <w:tr>
+        <w:tc>
+          <w:tcPr>
+            <w:tcW w:type="dxa" w:w="2160"/>
+          </w:tcPr>
+          <w:p>
+            <w:r/>
+            <w:r>
+              <w:t>1</w:t>
+            </w:r>
+          </w:p>
+        </w:tc>
+        <w:tc>
+          <w:tcPr>
+            <w:tcW w:type="dxa" w:w="2160"/>
+          </w:tcPr>
+          <w:p>
+            <w:r/>
+            <w:r>
+              <w:t>An employee guesses a colleague's password and reads their private emails "out of curiosity", changing nothing.</w:t>
+            </w:r>
+          </w:p>
+        </w:tc>
+        <w:tc>
+          <w:tcPr>
+            <w:tcW w:type="dxa" w:w="2160"/>
+          </w:tcPr>
+          <w:p>
+            <w:r/>
+          </w:p>
+        </w:tc>
+        <w:tc>
+          <w:tcPr>
+            <w:tcW w:type="dxa" w:w="2160"/>
+          </w:tcPr>
+          <w:p>
+            <w:r/>
+          </w:p>
+        </w:tc>
+      </w:tr>
+      <w:tr>
+        <w:tc>
+          <w:tcPr>
+            <w:tcW w:type="dxa" w:w="2160"/>
+          </w:tcPr>
+          <w:p>
+            <w:r/>
+            <w:r>
+              <w:t>2</w:t>
+            </w:r>
+          </w:p>
+        </w:tc>
+        <w:tc>
+          <w:tcPr>
+            <w:tcW w:type="dxa" w:w="2160"/>
+          </w:tcPr>
+          <w:p>
+            <w:r/>
+            <w:r>
+              <w:t>A teenager writes and releases a virus that deletes files on infected machines.</w:t>
+            </w:r>
+          </w:p>
+        </w:tc>
+        <w:tc>
+          <w:tcPr>
+            <w:tcW w:type="dxa" w:w="2160"/>
+          </w:tcPr>
+          <w:p>
+            <w:r/>
+          </w:p>
+        </w:tc>
+        <w:tc>
+          <w:tcPr>
+            <w:tcW w:type="dxa" w:w="2160"/>
+          </w:tcPr>
+          <w:p>
+            <w:r/>
+          </w:p>
+        </w:tc>
+      </w:tr>
+      <w:tr>
+        <w:tc>
+          <w:tcPr>
+            <w:tcW w:type="dxa" w:w="2160"/>
+          </w:tcPr>
+          <w:p>
+            <w:r/>
+            <w:r>
+              <w:t>3</w:t>
+            </w:r>
+          </w:p>
+        </w:tc>
+        <w:tc>
+          <w:tcPr>
+            <w:tcW w:type="dxa" w:w="2160"/>
+          </w:tcPr>
+          <w:p>
+            <w:r/>
+            <w:r>
+              <w:t xml:space="preserve">A penetration tester, under a </w:t>
+            </w:r>
+            <w:r>
+              <w:rPr>
+                <w:b/>
+              </w:rPr>
+              <w:t>signed contract</w:t>
+            </w:r>
+            <w:r>
+              <w:t xml:space="preserve"> with the company, breaks into its servers to find weaknesses.</w:t>
+            </w:r>
+          </w:p>
+        </w:tc>
+        <w:tc>
+          <w:tcPr>
+            <w:tcW w:type="dxa" w:w="2160"/>
+          </w:tcPr>
+          <w:p>
+            <w:r/>
+          </w:p>
+        </w:tc>
+        <w:tc>
+          <w:tcPr>
+            <w:tcW w:type="dxa" w:w="2160"/>
+          </w:tcPr>
+          <w:p>
+            <w:r/>
+          </w:p>
+        </w:tc>
+      </w:tr>
+      <w:tr>
+        <w:tc>
+          <w:tcPr>
+            <w:tcW w:type="dxa" w:w="2160"/>
+          </w:tcPr>
+          <w:p>
+            <w:r/>
+            <w:r>
+              <w:t>4</w:t>
+            </w:r>
+          </w:p>
+        </w:tc>
+        <w:tc>
+          <w:tcPr>
+            <w:tcW w:type="dxa" w:w="2160"/>
+          </w:tcPr>
+          <w:p>
+            <w:r/>
+            <w:r>
+              <w:t>An attacker breaks into an online shop's database to copy card details, planning to sell them.</w:t>
+            </w:r>
+          </w:p>
+        </w:tc>
+        <w:tc>
+          <w:tcPr>
+            <w:tcW w:type="dxa" w:w="2160"/>
+          </w:tcPr>
+          <w:p>
+            <w:r/>
+          </w:p>
+        </w:tc>
+        <w:tc>
+          <w:tcPr>
+            <w:tcW w:type="dxa" w:w="2160"/>
+          </w:tcPr>
+          <w:p>
+            <w:r/>
+          </w:p>
+        </w:tc>
+      </w:tr>
+      <w:tr>
+        <w:tc>
+          <w:tcPr>
+            <w:tcW w:type="dxa" w:w="2160"/>
+          </w:tcPr>
+          <w:p>
+            <w:r/>
+            <w:r>
+              <w:t>5</w:t>
+            </w:r>
+          </w:p>
+        </w:tc>
+        <w:tc>
+          <w:tcPr>
+            <w:tcW w:type="dxa" w:w="2160"/>
+          </w:tcPr>
+          <w:p>
+            <w:r/>
+            <w:r>
+              <w:t>An advertising agency uses a photographer's image from her website in a national campaign without permission or payment.</w:t>
+            </w:r>
+          </w:p>
+        </w:tc>
+        <w:tc>
+          <w:tcPr>
+            <w:tcW w:type="dxa" w:w="2160"/>
+          </w:tcPr>
+          <w:p>
+            <w:r/>
+          </w:p>
+        </w:tc>
+        <w:tc>
+          <w:tcPr>
+            <w:tcW w:type="dxa" w:w="2160"/>
+          </w:tcPr>
+          <w:p>
+            <w:r/>
+          </w:p>
+        </w:tc>
+      </w:tr>
+      <w:tr>
+        <w:tc>
+          <w:tcPr>
+            <w:tcW w:type="dxa" w:w="2160"/>
+          </w:tcPr>
+          <w:p>
+            <w:r/>
+            <w:r>
+              <w:t>6</w:t>
+            </w:r>
+          </w:p>
+        </w:tc>
+        <w:tc>
+          <w:tcPr>
+            <w:tcW w:type="dxa" w:w="2160"/>
+          </w:tcPr>
+          <w:p>
+            <w:r/>
+            <w:r>
+              <w:t>A quiz app secretly uploads users' entire contact lists to a data broker without telling them.</w:t>
+            </w:r>
+          </w:p>
+        </w:tc>
+        <w:tc>
+          <w:tcPr>
+            <w:tcW w:type="dxa" w:w="2160"/>
+          </w:tcPr>
+          <w:p>
+            <w:r/>
+          </w:p>
+        </w:tc>
+        <w:tc>
+          <w:tcPr>
+            <w:tcW w:type="dxa" w:w="2160"/>
+          </w:tcPr>
+          <w:p>
+            <w:r/>
+          </w:p>
+        </w:tc>
+      </w:tr>
+      <w:tr>
+        <w:tc>
+          <w:tcPr>
+            <w:tcW w:type="dxa" w:w="2160"/>
+          </w:tcPr>
+          <w:p>
+            <w:r/>
+            <w:r>
+              <w:t>7</w:t>
+            </w:r>
+          </w:p>
+        </w:tc>
+        <w:tc>
+          <w:tcPr>
+            <w:tcW w:type="dxa" w:w="2160"/>
+          </w:tcPr>
+          <w:p>
+            <w:r/>
+            <w:r>
+              <w:t xml:space="preserve">A government agency intercepts a suspect's phone calls </w:t>
+            </w:r>
+            <w:r>
+              <w:rPr>
+                <w:b/>
+              </w:rPr>
+              <w:t>after obtaining the legally required authorisation</w:t>
+            </w:r>
+            <w:r>
+              <w:t xml:space="preserve">. Which Act </w:t>
+            </w:r>
+            <w:r>
+              <w:rPr>
+                <w:i/>
+              </w:rPr>
+              <w:t>makes this lawful</w:t>
+            </w:r>
+            <w:r>
+              <w:t>?</w:t>
+            </w:r>
+          </w:p>
+        </w:tc>
+        <w:tc>
+          <w:tcPr>
+            <w:tcW w:type="dxa" w:w="2160"/>
+          </w:tcPr>
+          <w:p>
+            <w:r/>
+          </w:p>
+        </w:tc>
+        <w:tc>
+          <w:tcPr>
+            <w:tcW w:type="dxa" w:w="2160"/>
+          </w:tcPr>
+          <w:p>
+            <w:r/>
+          </w:p>
+        </w:tc>
+      </w:tr>
+    </w:tbl>
+    <w:p/>
+    <w:p>
+      <w:r>
+        <w:t xml:space="preserve">Which scenario involves </w:t>
+      </w:r>
+      <w:r>
+        <w:rPr>
+          <w:b/>
+        </w:rPr>
+        <w:t>no offence</w:t>
+      </w:r>
+      <w:r>
+        <w:t xml:space="preserve">, and what single word explains why? </w:t>
+      </w:r>
+      <w:r>
+        <w:rPr>
+          <w:b/>
+        </w:rPr>
+        <w:t>_</w:t>
+      </w:r>
+      <w:r>
+        <w:rPr>
+          <w:b/>
+        </w:rPr>
+        <w:t>_</w:t>
+      </w:r>
+      <w:r>
+        <w:rPr>
+          <w:b/>
+        </w:rPr>
+        <w:t>_</w:t>
+      </w:r>
+      <w:r>
+        <w:rPr>
+          <w:b/>
+        </w:rPr>
+        <w:t>_</w:t>
+      </w:r>
+      <w:r>
+        <w:rPr>
+          <w:b/>
+        </w:rPr>
+        <w:t>_</w:t>
+      </w:r>
+      <w:r>
+        <w:rPr>
+          <w:b/>
+        </w:rPr>
+        <w:t>_</w:t>
+      </w:r>
+      <w:r>
+        <w:rPr>
+          <w:b/>
+        </w:rPr>
+        <w:t>_</w:t>
+      </w:r>
+      <w:r>
+        <w:rPr>
+          <w:b/>
+        </w:rPr>
+        <w:t>_</w:t>
+      </w:r>
+      <w:r>
+        <w:rPr>
+          <w:b/>
+        </w:rPr>
+        <w:t>_</w:t>
+      </w:r>
+      <w:r>
+        <w:t>_</w:t>
+      </w:r>
+    </w:p>
+    <w:p>
+      <w:pPr>
+        <w:pBdr>
+          <w:bottom w:val="single" w:sz="6" w:space="1" w:color="AAAAAA"/>
+        </w:pBdr>
+      </w:pPr>
+    </w:p>
+    <w:p>
+      <w:pPr>
+        <w:pStyle w:val="Heading3"/>
       </w:pPr>
       <w:r>
         <w:t>Challenge box</w:t>
@@ -2774,6 +3629,665 @@
           <w:b/>
         </w:rPr>
         <w:t>_</w:t>
+      </w:r>
+    </w:p>
+    <w:p>
+      <w:pPr>
+        <w:pBdr>
+          <w:bottom w:val="single" w:sz="6" w:space="1" w:color="AAAAAA"/>
+        </w:pBdr>
+      </w:pPr>
+    </w:p>
+    <w:p>
+      <w:pPr>
+        <w:pStyle w:val="Heading2"/>
+      </w:pPr>
+      <w:r>
+        <w:t>Section B — Exam practice (30 marks)</w:t>
+      </w:r>
+    </w:p>
+    <w:p>
+      <w:r>
+        <w:t xml:space="preserve">Answer </w:t>
+      </w:r>
+      <w:r>
+        <w:rPr>
+          <w:b/>
+        </w:rPr>
+        <w:t>all</w:t>
+      </w:r>
+      <w:r>
+        <w:t xml:space="preserve"> questions. Questions marked with an asterisk (\</w:t>
+      </w:r>
+      <w:r>
+        <w:rPr>
+          <w:i/>
+        </w:rPr>
+        <w:t xml:space="preserve">) are marked for the quality of your extended response. Where a question refers to the scenario, your answer </w:t>
+      </w:r>
+      <w:r>
+        <w:rPr>
+          <w:i/>
+        </w:rPr>
+        <w:t>must</w:t>
+      </w:r>
+      <w:r>
+        <w:t>* be applied to FitPulse — generic answers gain few marks.</w:t>
+      </w:r>
+    </w:p>
+    <w:p>
+      <w:pPr>
+        <w:ind w:left="432"/>
+        <w:shd w:fill="FFF8E7"/>
+      </w:pPr>
+      <w:r>
+        <w:rPr>
+          <w:b/>
+        </w:rPr>
+        <w:t>Scenario — FitPulse.</w:t>
+      </w:r>
+    </w:p>
+    <w:p>
+      <w:pPr>
+        <w:ind w:left="432"/>
+        <w:shd w:fill="FFF8E7"/>
+      </w:pPr>
+      <w:r>
+        <w:t xml:space="preserve">FitPulse is a UK company that sells fitness wristbands with a companion smartphone app. The app continuously records each user's </w:t>
+      </w:r>
+      <w:r>
+        <w:rPr>
+          <w:b/>
+        </w:rPr>
+        <w:t>heart rate, sleep patterns and GPS location</w:t>
+      </w:r>
+      <w:r>
+        <w:t xml:space="preserve">, and stores this on FitPulse's servers. FitPulse is planning a partnership in which users can share their fitness data with an </w:t>
+      </w:r>
+      <w:r>
+        <w:rPr>
+          <w:b/>
+        </w:rPr>
+        <w:t>insurance company</w:t>
+      </w:r>
+      <w:r>
+        <w:t xml:space="preserve"> in exchange for lower premiums; users who refuse will pay the standard (higher) price.</w:t>
+      </w:r>
+    </w:p>
+    <w:p>
+      <w:pPr>
+        <w:ind w:left="432"/>
+        <w:shd w:fill="FFF8E7"/>
+      </w:pPr>
+      <w:r>
+        <w:t xml:space="preserve">Recently: a </w:t>
+      </w:r>
+      <w:r>
+        <w:rPr>
+          <w:b/>
+        </w:rPr>
+        <w:t>hacker</w:t>
+      </w:r>
+      <w:r>
+        <w:t xml:space="preserve"> gained access to FitPulse's customer database and viewed records but changed nothing; and a </w:t>
+      </w:r>
+      <w:r>
+        <w:rPr>
+          <w:b/>
+        </w:rPr>
+        <w:t>former employee</w:t>
+      </w:r>
+      <w:r>
+        <w:t xml:space="preserve"> has kept a copy of FitPulse's app source code, which she intends to use to launch a rival app.</w:t>
+      </w:r>
+    </w:p>
+    <w:p>
+      <w:r>
+        <w:rPr>
+          <w:b/>
+        </w:rPr>
+        <w:t>Q1.</w:t>
+      </w:r>
+      <w:r>
+        <w:t xml:space="preserve"> State </w:t>
+      </w:r>
+      <w:r>
+        <w:rPr>
+          <w:b/>
+        </w:rPr>
+        <w:t>two</w:t>
+      </w:r>
+      <w:r>
+        <w:t xml:space="preserve"> principles of the Data Protection Act 2018 that FitPulse must follow when storing its users' data. </w:t>
+      </w:r>
+      <w:r>
+        <w:rPr>
+          <w:b/>
+        </w:rPr>
+        <w:t>[2]</w:t>
+      </w:r>
+      <w:r>
+        <w:t xml:space="preserve"> (AO1)</w:t>
+      </w:r>
+    </w:p>
+    <w:p>
+      <w:pPr>
+        <w:spacing w:before="260"/>
+        <w:pBdr>
+          <w:bottom w:val="single" w:sz="4" w:space="1" w:color="AAB4C0"/>
+        </w:pBdr>
+      </w:pPr>
+    </w:p>
+    <w:p>
+      <w:pPr>
+        <w:spacing w:before="260"/>
+        <w:pBdr>
+          <w:bottom w:val="single" w:sz="4" w:space="1" w:color="AAB4C0"/>
+        </w:pBdr>
+      </w:pPr>
+    </w:p>
+    <w:p>
+      <w:pPr>
+        <w:spacing w:before="260"/>
+        <w:pBdr>
+          <w:bottom w:val="single" w:sz="4" w:space="1" w:color="AAB4C0"/>
+        </w:pBdr>
+      </w:pPr>
+    </w:p>
+    <w:p>
+      <w:r>
+        <w:rPr>
+          <w:b/>
+        </w:rPr>
+        <w:t>Q2.</w:t>
+      </w:r>
+      <w:r>
+        <w:t xml:space="preserve"> The hacker gained access to FitPulse's customer database and viewed records but changed nothing.</w:t>
+      </w:r>
+    </w:p>
+    <w:p>
+      <w:r>
+        <w:t xml:space="preserve">State the name of the Act the hacker has broken and identify </w:t>
+      </w:r>
+      <w:r>
+        <w:rPr>
+          <w:b/>
+        </w:rPr>
+        <w:t>which offence</w:t>
+      </w:r>
+      <w:r>
+        <w:t xml:space="preserve"> under that Act has been committed. </w:t>
+      </w:r>
+      <w:r>
+        <w:rPr>
+          <w:b/>
+        </w:rPr>
+        <w:t>[2]</w:t>
+      </w:r>
+      <w:r>
+        <w:t xml:space="preserve"> (AO2)</w:t>
+      </w:r>
+    </w:p>
+    <w:p>
+      <w:pPr>
+        <w:spacing w:before="260"/>
+        <w:pBdr>
+          <w:bottom w:val="single" w:sz="4" w:space="1" w:color="AAB4C0"/>
+        </w:pBdr>
+      </w:pPr>
+    </w:p>
+    <w:p>
+      <w:pPr>
+        <w:spacing w:before="260"/>
+        <w:pBdr>
+          <w:bottom w:val="single" w:sz="4" w:space="1" w:color="AAB4C0"/>
+        </w:pBdr>
+      </w:pPr>
+    </w:p>
+    <w:p>
+      <w:pPr>
+        <w:spacing w:before="260"/>
+        <w:pBdr>
+          <w:bottom w:val="single" w:sz="4" w:space="1" w:color="AAB4C0"/>
+        </w:pBdr>
+      </w:pPr>
+    </w:p>
+    <w:p>
+      <w:r>
+        <w:rPr>
+          <w:b/>
+        </w:rPr>
+        <w:t>Q3.</w:t>
+      </w:r>
+      <w:r>
+        <w:t xml:space="preserve"> Explain why the former employee's plan to reuse FitPulse's source code in a rival app is likely to be unlawful, naming the relevant legislation. </w:t>
+      </w:r>
+      <w:r>
+        <w:rPr>
+          <w:b/>
+        </w:rPr>
+        <w:t>[3]</w:t>
+      </w:r>
+      <w:r>
+        <w:t xml:space="preserve"> (AO2)</w:t>
+      </w:r>
+    </w:p>
+    <w:p>
+      <w:pPr>
+        <w:spacing w:before="260"/>
+        <w:pBdr>
+          <w:bottom w:val="single" w:sz="4" w:space="1" w:color="AAB4C0"/>
+        </w:pBdr>
+      </w:pPr>
+    </w:p>
+    <w:p>
+      <w:pPr>
+        <w:spacing w:before="260"/>
+        <w:pBdr>
+          <w:bottom w:val="single" w:sz="4" w:space="1" w:color="AAB4C0"/>
+        </w:pBdr>
+      </w:pPr>
+    </w:p>
+    <w:p>
+      <w:pPr>
+        <w:spacing w:before="260"/>
+        <w:pBdr>
+          <w:bottom w:val="single" w:sz="4" w:space="1" w:color="AAB4C0"/>
+        </w:pBdr>
+      </w:pPr>
+    </w:p>
+    <w:p>
+      <w:pPr>
+        <w:spacing w:before="260"/>
+        <w:pBdr>
+          <w:bottom w:val="single" w:sz="4" w:space="1" w:color="AAB4C0"/>
+        </w:pBdr>
+      </w:pPr>
+    </w:p>
+    <w:p>
+      <w:r>
+        <w:rPr>
+          <w:b/>
+        </w:rPr>
+        <w:t>Q4.</w:t>
+      </w:r>
+      <w:r>
+        <w:t xml:space="preserve"> FitPulse's app records users' </w:t>
+      </w:r>
+      <w:r>
+        <w:rPr>
+          <w:b/>
+        </w:rPr>
+        <w:t>GPS location</w:t>
+      </w:r>
+      <w:r>
+        <w:t xml:space="preserve"> at all times, and the company is considering selling "anonymised" location histories to advertisers.</w:t>
+      </w:r>
+    </w:p>
+    <w:p>
+      <w:r>
+        <w:t xml:space="preserve">Explain </w:t>
+      </w:r>
+      <w:r>
+        <w:rPr>
+          <w:b/>
+        </w:rPr>
+        <w:t>two</w:t>
+      </w:r>
+      <w:r>
+        <w:t xml:space="preserve"> distinct concerns this raises for FitPulse's users. </w:t>
+      </w:r>
+      <w:r>
+        <w:rPr>
+          <w:b/>
+        </w:rPr>
+        <w:t>[4]</w:t>
+      </w:r>
+      <w:r>
+        <w:t xml:space="preserve"> (AO2)</w:t>
+      </w:r>
+    </w:p>
+    <w:p>
+      <w:pPr>
+        <w:spacing w:before="260"/>
+        <w:pBdr>
+          <w:bottom w:val="single" w:sz="4" w:space="1" w:color="AAB4C0"/>
+        </w:pBdr>
+      </w:pPr>
+    </w:p>
+    <w:p>
+      <w:pPr>
+        <w:spacing w:before="260"/>
+        <w:pBdr>
+          <w:bottom w:val="single" w:sz="4" w:space="1" w:color="AAB4C0"/>
+        </w:pBdr>
+      </w:pPr>
+    </w:p>
+    <w:p>
+      <w:pPr>
+        <w:spacing w:before="260"/>
+        <w:pBdr>
+          <w:bottom w:val="single" w:sz="4" w:space="1" w:color="AAB4C0"/>
+        </w:pBdr>
+      </w:pPr>
+    </w:p>
+    <w:p>
+      <w:pPr>
+        <w:spacing w:before="260"/>
+        <w:pBdr>
+          <w:bottom w:val="single" w:sz="4" w:space="1" w:color="AAB4C0"/>
+        </w:pBdr>
+      </w:pPr>
+    </w:p>
+    <w:p>
+      <w:pPr>
+        <w:spacing w:before="260"/>
+        <w:pBdr>
+          <w:bottom w:val="single" w:sz="4" w:space="1" w:color="AAB4C0"/>
+        </w:pBdr>
+      </w:pPr>
+    </w:p>
+    <w:p>
+      <w:pPr>
+        <w:spacing w:before="260"/>
+        <w:pBdr>
+          <w:bottom w:val="single" w:sz="4" w:space="1" w:color="AAB4C0"/>
+        </w:pBdr>
+      </w:pPr>
+    </w:p>
+    <w:p>
+      <w:r>
+        <w:rPr>
+          <w:b/>
+        </w:rPr>
+        <w:t>Q5.</w:t>
+      </w:r>
+      <w:r>
+        <w:t xml:space="preserve"> The police ask FitPulse to hand over one user's GPS history as part of a criminal investigation.</w:t>
+      </w:r>
+    </w:p>
+    <w:p>
+      <w:r>
+        <w:t xml:space="preserve">Describe how the </w:t>
+      </w:r>
+      <w:r>
+        <w:rPr>
+          <w:b/>
+        </w:rPr>
+        <w:t>Regulation of Investigatory Powers Act 2000</w:t>
+      </w:r>
+      <w:r>
+        <w:t xml:space="preserve"> governs whether and how this data can be obtained. </w:t>
+      </w:r>
+      <w:r>
+        <w:rPr>
+          <w:b/>
+        </w:rPr>
+        <w:t>[3]</w:t>
+      </w:r>
+      <w:r>
+        <w:t xml:space="preserve"> (AO2)</w:t>
+      </w:r>
+    </w:p>
+    <w:p>
+      <w:pPr>
+        <w:spacing w:before="260"/>
+        <w:pBdr>
+          <w:bottom w:val="single" w:sz="4" w:space="1" w:color="AAB4C0"/>
+        </w:pBdr>
+      </w:pPr>
+    </w:p>
+    <w:p>
+      <w:pPr>
+        <w:spacing w:before="260"/>
+        <w:pBdr>
+          <w:bottom w:val="single" w:sz="4" w:space="1" w:color="AAB4C0"/>
+        </w:pBdr>
+      </w:pPr>
+    </w:p>
+    <w:p>
+      <w:pPr>
+        <w:spacing w:before="260"/>
+        <w:pBdr>
+          <w:bottom w:val="single" w:sz="4" w:space="1" w:color="AAB4C0"/>
+        </w:pBdr>
+      </w:pPr>
+    </w:p>
+    <w:p>
+      <w:pPr>
+        <w:spacing w:before="260"/>
+        <w:pBdr>
+          <w:bottom w:val="single" w:sz="4" w:space="1" w:color="AAB4C0"/>
+        </w:pBdr>
+      </w:pPr>
+    </w:p>
+    <w:p>
+      <w:r>
+        <w:rPr>
+          <w:b/>
+        </w:rPr>
+        <w:t>Q6.</w:t>
+      </w:r>
+      <w:r>
+        <w:t xml:space="preserve"> Some FitPulse customers are elderly or on low incomes and do not own a smartphone capable of running the app, so they cannot access the discounted insurance.</w:t>
+      </w:r>
+    </w:p>
+    <w:p>
+      <w:r>
+        <w:t xml:space="preserve">Explain how this situation illustrates the </w:t>
+      </w:r>
+      <w:r>
+        <w:rPr>
+          <w:b/>
+        </w:rPr>
+        <w:t>digital divide</w:t>
+      </w:r>
+      <w:r>
+        <w:t xml:space="preserve">, and describe </w:t>
+      </w:r>
+      <w:r>
+        <w:rPr>
+          <w:b/>
+        </w:rPr>
+        <w:t>one</w:t>
+      </w:r>
+      <w:r>
+        <w:t xml:space="preserve"> action FitPulse or the insurer could take to reduce its effect. </w:t>
+      </w:r>
+      <w:r>
+        <w:rPr>
+          <w:b/>
+        </w:rPr>
+        <w:t>[4]</w:t>
+      </w:r>
+      <w:r>
+        <w:t xml:space="preserve"> (AO2)</w:t>
+      </w:r>
+    </w:p>
+    <w:p>
+      <w:pPr>
+        <w:spacing w:before="260"/>
+        <w:pBdr>
+          <w:bottom w:val="single" w:sz="4" w:space="1" w:color="AAB4C0"/>
+        </w:pBdr>
+      </w:pPr>
+    </w:p>
+    <w:p>
+      <w:pPr>
+        <w:spacing w:before="260"/>
+        <w:pBdr>
+          <w:bottom w:val="single" w:sz="4" w:space="1" w:color="AAB4C0"/>
+        </w:pBdr>
+      </w:pPr>
+    </w:p>
+    <w:p>
+      <w:pPr>
+        <w:spacing w:before="260"/>
+        <w:pBdr>
+          <w:bottom w:val="single" w:sz="4" w:space="1" w:color="AAB4C0"/>
+        </w:pBdr>
+      </w:pPr>
+    </w:p>
+    <w:p>
+      <w:pPr>
+        <w:spacing w:before="260"/>
+        <w:pBdr>
+          <w:bottom w:val="single" w:sz="4" w:space="1" w:color="AAB4C0"/>
+        </w:pBdr>
+      </w:pPr>
+    </w:p>
+    <w:p>
+      <w:pPr>
+        <w:spacing w:before="260"/>
+        <w:pBdr>
+          <w:bottom w:val="single" w:sz="4" w:space="1" w:color="AAB4C0"/>
+        </w:pBdr>
+      </w:pPr>
+    </w:p>
+    <w:p>
+      <w:pPr>
+        <w:spacing w:before="260"/>
+        <w:pBdr>
+          <w:bottom w:val="single" w:sz="4" w:space="1" w:color="AAB4C0"/>
+        </w:pBdr>
+      </w:pPr>
+    </w:p>
+    <w:p>
+      <w:r>
+        <w:rPr>
+          <w:b/>
+        </w:rPr>
+        <w:t>Q7\</w:t>
+      </w:r>
+      <w:r>
+        <w:t>* "Schemes in which wearable devices share users' health data with insurance companies do more good than harm."</w:t>
+      </w:r>
+    </w:p>
+    <w:p>
+      <w:r>
+        <w:t xml:space="preserve">Discuss this statement with reference to FitPulse's planned insurance partnership. In your answer you should consider the benefits and drawbacks for a </w:t>
+      </w:r>
+      <w:r>
+        <w:rPr>
+          <w:b/>
+        </w:rPr>
+        <w:t>range of stakeholders</w:t>
+      </w:r>
+      <w:r>
+        <w:t xml:space="preserve">, and come to a justified conclusion. </w:t>
+      </w:r>
+      <w:r>
+        <w:rPr>
+          <w:b/>
+        </w:rPr>
+        <w:t>[12]</w:t>
+      </w:r>
+      <w:r>
+        <w:t xml:space="preserve"> (AO3)</w:t>
+      </w:r>
+    </w:p>
+    <w:p>
+      <w:pPr>
+        <w:spacing w:before="260"/>
+        <w:pBdr>
+          <w:bottom w:val="single" w:sz="4" w:space="1" w:color="AAB4C0"/>
+        </w:pBdr>
+      </w:pPr>
+    </w:p>
+    <w:p>
+      <w:pPr>
+        <w:spacing w:before="260"/>
+        <w:pBdr>
+          <w:bottom w:val="single" w:sz="4" w:space="1" w:color="AAB4C0"/>
+        </w:pBdr>
+      </w:pPr>
+    </w:p>
+    <w:p>
+      <w:pPr>
+        <w:spacing w:before="260"/>
+        <w:pBdr>
+          <w:bottom w:val="single" w:sz="4" w:space="1" w:color="AAB4C0"/>
+        </w:pBdr>
+      </w:pPr>
+    </w:p>
+    <w:p>
+      <w:pPr>
+        <w:spacing w:before="260"/>
+        <w:pBdr>
+          <w:bottom w:val="single" w:sz="4" w:space="1" w:color="AAB4C0"/>
+        </w:pBdr>
+      </w:pPr>
+    </w:p>
+    <w:p>
+      <w:pPr>
+        <w:spacing w:before="260"/>
+        <w:pBdr>
+          <w:bottom w:val="single" w:sz="4" w:space="1" w:color="AAB4C0"/>
+        </w:pBdr>
+      </w:pPr>
+    </w:p>
+    <w:p>
+      <w:pPr>
+        <w:spacing w:before="260"/>
+        <w:pBdr>
+          <w:bottom w:val="single" w:sz="4" w:space="1" w:color="AAB4C0"/>
+        </w:pBdr>
+      </w:pPr>
+    </w:p>
+    <w:p>
+      <w:pPr>
+        <w:spacing w:before="260"/>
+        <w:pBdr>
+          <w:bottom w:val="single" w:sz="4" w:space="1" w:color="AAB4C0"/>
+        </w:pBdr>
+      </w:pPr>
+    </w:p>
+    <w:p>
+      <w:pPr>
+        <w:spacing w:before="260"/>
+        <w:pBdr>
+          <w:bottom w:val="single" w:sz="4" w:space="1" w:color="AAB4C0"/>
+        </w:pBdr>
+      </w:pPr>
+    </w:p>
+    <w:p>
+      <w:pPr>
+        <w:spacing w:before="260"/>
+        <w:pBdr>
+          <w:bottom w:val="single" w:sz="4" w:space="1" w:color="AAB4C0"/>
+        </w:pBdr>
+      </w:pPr>
+    </w:p>
+    <w:p>
+      <w:pPr>
+        <w:spacing w:before="260"/>
+        <w:pBdr>
+          <w:bottom w:val="single" w:sz="4" w:space="1" w:color="AAB4C0"/>
+        </w:pBdr>
+      </w:pPr>
+    </w:p>
+    <w:p>
+      <w:pPr>
+        <w:spacing w:before="260"/>
+        <w:pBdr>
+          <w:bottom w:val="single" w:sz="4" w:space="1" w:color="AAB4C0"/>
+        </w:pBdr>
+      </w:pPr>
+    </w:p>
+    <w:p>
+      <w:pPr>
+        <w:spacing w:before="260"/>
+        <w:pBdr>
+          <w:bottom w:val="single" w:sz="4" w:space="1" w:color="AAB4C0"/>
+        </w:pBdr>
+      </w:pPr>
+    </w:p>
+    <w:p>
+      <w:r>
+        <w:rPr>
+          <w:i/>
+        </w:rPr>
+        <w:t>(Total for Section B: 30 marks)</w:t>
       </w:r>
     </w:p>
     <w:p>
